--- a/Capitulo01_Hola_Claude_ES.docx
+++ b/Capitulo01_Hola_Claude_ES.docx
@@ -607,6 +607,7 @@
           <w:rFonts w:ascii="Georgia" w:hAnsi="Georgia"/>
           <w:lang w:val="es-MX"/>
         </w:rPr>
+        <w:lastRenderedPageBreak/>
         <w:t xml:space="preserve">Hoy hay muchas herramientas de IA disponibles. ChatGPT de OpenAI. Gemini de Google. Copilot de Microsoft. Grok de xAI. Todas son capaces. Entonces, ¿por qué este libro se </w:t>
       </w:r>
       <w:r>
@@ -1243,6 +1244,7 @@
           <w:rFonts w:ascii="Georgia" w:hAnsi="Georgia"/>
           <w:lang w:val="es-MX"/>
         </w:rPr>
+        <w:lastRenderedPageBreak/>
         <w:t>Boris Cherny es el ingeniero principal que construyó Claude Code —la poderosa herramienta de IA de línea de comandos de Anthropic. A mediados de 2025, fue reclutado por un competidor bien financiado</w:t>
       </w:r>
       <w:r>
@@ -1903,6 +1905,7 @@
                 <w:sz w:val="20"/>
                 <w:szCs w:val="20"/>
               </w:rPr>
+              <w:lastRenderedPageBreak/>
               <w:t>Claude</w:t>
             </w:r>
           </w:p>
@@ -2470,7 +2473,15 @@
           <w:rFonts w:ascii="Georgia" w:hAnsi="Georgia"/>
           <w:lang w:val="es-MX"/>
         </w:rPr>
-        <w:t xml:space="preserve">Claude Code es para desarrolladores y lectores técnicamente aventureros. Se ejecuta en una ventana de terminal y puede leer tus archivos, escribir y ejecutar código, gestionar el control de versiones y trabajar directamente dentro de tus proyectos. Si las palabras "terminal" y "línea de comandos" te son desconocidas, omite esto por ahora —la interfaz web es el lugar correcto para </w:t>
+        <w:t xml:space="preserve">Claude Code es para desarrolladores y lectores técnicamente aventureros. Se ejecuta en una ventana de terminal y puede leer tus archivos, escribir y ejecutar código, gestionar el control de versiones y trabajar directamente dentro de tus proyectos. Si las palabras </w:t>
+      </w:r>
+      <w:r>
+        <w:rPr>
+          <w:rFonts w:ascii="Georgia" w:hAnsi="Georgia"/>
+          <w:lang w:val="es-MX"/>
+        </w:rPr>
+        <w:lastRenderedPageBreak/>
+        <w:t xml:space="preserve">"terminal" y "línea de comandos" te son desconocidas, omite esto por ahora —la interfaz web es el lugar correcto para </w:t>
       </w:r>
       <w:r>
         <w:rPr>
@@ -4110,6 +4121,7 @@
                 <w:sz w:val="22"/>
                 <w:szCs w:val="22"/>
               </w:rPr>
+              <w:lastRenderedPageBreak/>
               <w:t>Cap. 9 — Atención Médica</w:t>
             </w:r>
           </w:p>
@@ -5147,6 +5159,7 @@
           <w:rFonts w:ascii="Georgia" w:hAnsi="Georgia"/>
           <w:lang w:val="es-MX"/>
         </w:rPr>
+        <w:lastRenderedPageBreak/>
         <w:t>Claude no siempre tiene razón</w:t>
       </w:r>
     </w:p>
@@ -5684,6 +5697,7 @@
                 <w:szCs w:val="22"/>
                 <w:lang w:val="es-MX"/>
               </w:rPr>
+              <w:lastRenderedPageBreak/>
               <w:t>La luz azul tiene una longitud de onda corta y se dispersa fácilmente — rebota en las moléculas de aire en todas direcciones. Cuando miras cualquier parte del cielo durante el día, la luz azul dispersa viene hacia ti desde todas partes, por eso todo el cielo parece azul.</w:t>
             </w:r>
           </w:p>
@@ -6186,6 +6200,7 @@
         <w:rPr>
           <w:rFonts w:ascii="Georgia" w:hAnsi="Georgia"/>
         </w:rPr>
+        <w:lastRenderedPageBreak/>
         <w:t>Resumen del Capítulo 1</w:t>
       </w:r>
     </w:p>
@@ -6205,9 +6220,18 @@
       <w:r>
         <w:rPr>
           <w:rFonts w:ascii="Georgia" w:hAnsi="Georgia"/>
-          <w:lang w:val="es-MX"/>
-        </w:rPr>
-        <w:t>Claude es un asistente de IA que entiende el lenguaje sencillo —no se requiere vocabulario técnico.</w:t>
+          <w:b/>
+          <w:bCs/>
+          <w:lang w:val="es-MX"/>
+        </w:rPr>
+        <w:t>Claude es un asistente de IA que entiende el lenguaje sencillo</w:t>
+      </w:r>
+      <w:r>
+        <w:rPr>
+          <w:rFonts w:ascii="Georgia" w:hAnsi="Georgia"/>
+          <w:lang w:val="es-MX"/>
+        </w:rPr>
+        <w:t xml:space="preserve"> —no se requiere vocabulario técnico.</w:t>
       </w:r>
     </w:p>
     <w:p>
@@ -6226,9 +6250,18 @@
       <w:r>
         <w:rPr>
           <w:rFonts w:ascii="Georgia" w:hAnsi="Georgia"/>
-          <w:lang w:val="es-MX"/>
-        </w:rPr>
-        <w:t>Es diferente de un motor de búsqueda: no recupera enlaces, redacta una respuesta directamente para tu situación específica.</w:t>
+          <w:b/>
+          <w:bCs/>
+          <w:lang w:val="es-MX"/>
+        </w:rPr>
+        <w:t>Es diferente de un motor de búsqueda</w:t>
+      </w:r>
+      <w:r>
+        <w:rPr>
+          <w:rFonts w:ascii="Georgia" w:hAnsi="Georgia"/>
+          <w:lang w:val="es-MX"/>
+        </w:rPr>
+        <w:t>: no recupera enlaces, redacta una respuesta directamente para tu situación específica.</w:t>
       </w:r>
     </w:p>
     <w:p>
@@ -6247,9 +6280,18 @@
       <w:r>
         <w:rPr>
           <w:rFonts w:ascii="Georgia" w:hAnsi="Georgia"/>
-          <w:lang w:val="es-MX"/>
-        </w:rPr>
-        <w:t xml:space="preserve">Anthropic, la empresa que construyó Claude, ha demostrado sus compromisos de seguridad a un costo financiero real —incluyendo </w:t>
+          <w:b/>
+          <w:bCs/>
+          <w:lang w:val="es-MX"/>
+        </w:rPr>
+        <w:t>Anthropic, la empresa que construyó Claude</w:t>
+      </w:r>
+      <w:r>
+        <w:rPr>
+          <w:rFonts w:ascii="Georgia" w:hAnsi="Georgia"/>
+          <w:lang w:val="es-MX"/>
+        </w:rPr>
+        <w:t xml:space="preserve">, ha demostrado sus compromisos de seguridad a un costo financiero real —incluyendo </w:t>
       </w:r>
       <w:r>
         <w:rPr>
@@ -6296,6 +6338,8 @@
       <w:r>
         <w:rPr>
           <w:rFonts w:ascii="Georgia" w:hAnsi="Georgia"/>
+          <w:b/>
+          <w:bCs/>
           <w:lang w:val="es-MX"/>
         </w:rPr>
         <w:t xml:space="preserve">Claude está disponible </w:t>
@@ -6303,6 +6347,8 @@
       <w:r>
         <w:rPr>
           <w:rFonts w:ascii="Georgia" w:hAnsi="Georgia"/>
+          <w:b/>
+          <w:bCs/>
           <w:lang w:val="es-MX"/>
         </w:rPr>
         <w:t>de forma gratuita</w:t>
@@ -6310,9 +6356,18 @@
       <w:r>
         <w:rPr>
           <w:rFonts w:ascii="Georgia" w:hAnsi="Georgia"/>
-          <w:lang w:val="es-MX"/>
-        </w:rPr>
-        <w:t xml:space="preserve"> en claude.ai —sin instalación, </w:t>
+          <w:b/>
+          <w:bCs/>
+          <w:lang w:val="es-MX"/>
+        </w:rPr>
+        <w:t xml:space="preserve"> en claude.ai</w:t>
+      </w:r>
+      <w:r>
+        <w:rPr>
+          <w:rFonts w:ascii="Georgia" w:hAnsi="Georgia"/>
+          <w:lang w:val="es-MX"/>
+        </w:rPr>
+        <w:t xml:space="preserve"> —sin instalación, </w:t>
       </w:r>
       <w:r>
         <w:rPr>
@@ -6393,9 +6448,18 @@
       <w:r>
         <w:rPr>
           <w:rFonts w:ascii="Georgia" w:hAnsi="Georgia"/>
-          <w:lang w:val="es-MX"/>
-        </w:rPr>
-        <w:t xml:space="preserve">Claude no siempre tiene razón. Verifica lo que importa. No recuerda conversaciones anteriores. </w:t>
+          <w:b/>
+          <w:bCs/>
+          <w:lang w:val="es-MX"/>
+        </w:rPr>
+        <w:t>Claude no siempre tiene razón</w:t>
+      </w:r>
+      <w:r>
+        <w:rPr>
+          <w:rFonts w:ascii="Georgia" w:hAnsi="Georgia"/>
+          <w:lang w:val="es-MX"/>
+        </w:rPr>
+        <w:t xml:space="preserve">. Verifica lo que importa. No recuerda conversaciones anteriores. </w:t>
       </w:r>
       <w:r>
         <w:rPr>
@@ -6420,9 +6484,18 @@
       <w:r>
         <w:rPr>
           <w:rFonts w:ascii="Georgia" w:hAnsi="Georgia"/>
-          <w:lang w:val="es-MX"/>
-        </w:rPr>
-        <w:t>La mejor manera de entender Claude es usarlo. Abre claude.ai y pregunta algo real.</w:t>
+          <w:b/>
+          <w:bCs/>
+          <w:lang w:val="es-MX"/>
+        </w:rPr>
+        <w:t>La mejor manera de entender Claude es usarlo</w:t>
+      </w:r>
+      <w:r>
+        <w:rPr>
+          <w:rFonts w:ascii="Georgia" w:hAnsi="Georgia"/>
+          <w:lang w:val="es-MX"/>
+        </w:rPr>
+        <w:t>. Abre claude.ai y pregunta algo real.</w:t>
       </w:r>
     </w:p>
     <w:p>
